--- a/缘起屯军营_乡村超级联赛_方案_最终版.docx
+++ b/缘起屯军营_乡村超级联赛_方案_最终版.docx
@@ -85,7 +85,7 @@
           <ns0:color ns0:val="B71C1C"/>
           <ns0:sz ns0:val="26"/>
         </ns0:rPr>
-        <ns0:t>冠名赞助：国缘</ns0:t>
+        <ns0:t xml:space="preserve">冠名赞助：江苏今世缘酒业有限公司</ns0:t>
       </ns0:r>
     </ns0:p>
     <ns0:p ns2:paraId="6C301D53">
@@ -417,10 +417,7 @@
           <ns0:b/>
           <ns0:color ns0:val="B71C1C"/>
         </ns0:rPr>
-        <ns0:t>冠名赞助：</ns0:t>
-      </ns0:r>
-      <ns0:r>
-        <ns0:t>国缘</ns0:t>
+        <ns0:t xml:space="preserve">冠名赞助：江苏今世缘酒业有限公司</ns0:t>
       </ns0:r>
     </ns0:p>
     <ns0:p ns2:paraId="6141FE8C">
@@ -4040,10 +4037,7 @@
           <ns0:b/>
           <ns0:color ns0:val="B71C1C"/>
         </ns0:rPr>
-        <ns0:t>赛事冠名：</ns0:t>
-      </ns0:r>
-      <ns0:r>
-        <ns0:t>“缘起屯军营·乡村超级联赛”——全称中“屯军营”作为发起地、“国缘”作为冠名赞助不可删除、不可缩写，所有官方文件、横幅、直播画面均强制露出</ns0:t>
+        <ns0:t xml:space="preserve">赛事冠名：“缘起屯军营·乡村超级联赛”——全称中“屯军营”作为发起地、冠名赞助方“江苏今世缘酒业有限公司”（以旗下品牌“国缘”冠名）不可删除、不可缩写，所有官方文件、横幅、直播画面均强制露出</ns0:t>
       </ns0:r>
     </ns0:p>
     <ns0:p ns2:paraId="5D655845">
@@ -5057,7 +5051,7 @@
         <ns0:rPr>
           <ns0:color ns0:val="B71C1C"/>
         </ns0:rPr>
-        <ns0:t>七、冠名赞助合作方案——国缘</ns0:t>
+        <ns0:t xml:space="preserve">七、冠名赞助合作方案——江苏今世缘酒业有限公司</ns0:t>
       </ns0:r>
     </ns0:p>
     <ns0:p ns2:paraId="11407604">
@@ -5073,7 +5067,7 @@
     </ns0:p>
     <ns0:p ns2:paraId="3CC0AD01">
       <ns0:r>
-        <ns0:t>国缘以“缘”为品牌核心，倡导“因缘而聚、以缘结谊”；乡村足球以“乡情乡缘”为纽带，让十里八乡的人因一场球相聚。品牌基因与赛事精神高度同构，是天作之合。</ns0:t>
+        <ns0:t xml:space="preserve">今世缘（旗下高端白酒品牌“国缘”）以“缘”为品牌核心，倡导“因缘而聚、以缘结谊”；乡村足球以“乡情乡缘”为纽带，让十里八乡的人因一场球相聚。品牌基因与赛事精神高度同构，是天作之合。</ns0:t>
       </ns0:r>
     </ns0:p>
     <ns0:p ns2:paraId="468ED92C">
@@ -5929,10 +5923,7 @@
           <ns0:b/>
           <ns0:color ns0:val="B71C1C"/>
         </ns0:rPr>
-        <ns0:t>4. 社会效益（赞助商）：</ns0:t>
-      </ns0:r>
-      <ns0:r>
-        <ns0:t>国缘以冠名身份深度绑定“乡村振兴”“全民健身”国家叙事，在县域农村市场建立“结缘乡土”的品牌心智，实现品牌价值下沉</ns0:t>
+        <ns0:t xml:space="preserve">4. 社会效益（赞助商）：今世缘以冠名身份深度绑定“乡村振兴”“全民健身”国家叙事，在县域农村市场建立“结缘乡土”的品牌心智，实现品牌价值下沉</ns0:t>
       </ns0:r>
     </ns0:p>
     <ns0:p ns2:paraId="7B81DEBB">
